--- a/manuscript/CSPI_v0_10q_FEM_combined.docx
+++ b/manuscript/CSPI_v0_10q_FEM_combined.docx
@@ -12660,7 +12660,7 @@
         <w:t xml:space="preserve">m_asym_v9_v3stack.rds</w:t>
       </w:r>
       <w:r>
-        <w:t xml:space="preserve">) for reproducibility, and release notes. v2.0.0 (10.5281/zenodo.20663652) remains available and contains the 1 km ESI v6 surface and MOD17A3HGF NPP at 500 m; the SICOND-target v3 and v4 surfaces from v1.0.0 (10.5281/zenodo.20515035) also remain available. Pipeline at https://github.com/holoros/cspi-conus. Analytical chain archive at https://doi.org/10.5281/zenodo.20693106.</w:t>
+        <w:t xml:space="preserve">) for reproducibility, and release notes. v2.0.0 (10.5281/zenodo.20663652) remains available and contains the 1 km ESI v6 surface and MOD17A3HGF NPP at 500 m; the SICOND-target v3 and v4 surfaces from v1.0.0 (10.5281/zenodo.20515035) also remain available. Pipeline at https://github.com/advanced-forestry-systems/cspi-conus. Analytical chain archive at https://doi.org/10.5281/zenodo.20693106.</w:t>
       </w:r>
     </w:p>
     <w:bookmarkEnd w:id="60"/>
